--- a/Grendene_Analise_Financeira.docx
+++ b/Grendene_Analise_Financeira.docx
@@ -25,7 +25,7 @@
           <w:rFonts w:ascii="Arial" w:hAnsi="Arial"/>
           <w:sz w:val="24"/>
         </w:rPr>
-        <w:t>Laboratorio de Controladoria</w:t>
+        <w:t>Laboratório de Controladoria</w:t>
       </w:r>
     </w:p>
     <w:p/>
@@ -40,7 +40,7 @@
           <w:b/>
           <w:sz w:val="32"/>
         </w:rPr>
-        <w:t>ANALISE FINANCEIRA E PROPOSTA DE INVESTIMENTO</w:t>
+        <w:t>ANÁLISE FINANCEIRA E PROPOSTA DE INVESTIMENTO</w:t>
       </w:r>
     </w:p>
     <w:p>
@@ -67,7 +67,7 @@
           <w:i/>
           <w:sz w:val="22"/>
         </w:rPr>
-        <w:t>Periodo de Analise: 2019-2024</w:t>
+        <w:t>Período de Análise: 2019-2024</w:t>
       </w:r>
     </w:p>
     <w:p/>
@@ -82,7 +82,7 @@
           <w:rFonts w:ascii="Arial" w:hAnsi="Arial"/>
           <w:sz w:val="22"/>
         </w:rPr>
-        <w:t>Projeto Extensionista - Trabalho Academico</w:t>
+        <w:t>Projeto Extensionista - Trabalho Acadêmico</w:t>
       </w:r>
     </w:p>
     <w:p>
@@ -94,7 +94,7 @@
           <w:rFonts w:ascii="Arial" w:hAnsi="Arial"/>
           <w:sz w:val="22"/>
         </w:rPr>
-        <w:t>Sao Leopoldo, 2026</w:t>
+        <w:t>São Leopoldo, 2026</w:t>
       </w:r>
     </w:p>
     <w:p>
@@ -125,7 +125,7 @@
           <w:rFonts w:ascii="Arial" w:hAnsi="Arial"/>
           <w:sz w:val="22"/>
         </w:rPr>
-        <w:t>1. Apresentacao da Grendene S.A.</w:t>
+        <w:t>1. Apresentação da Grendene S.A.</w:t>
       </w:r>
     </w:p>
     <w:p>
@@ -137,7 +137,7 @@
           <w:rFonts w:ascii="Arial" w:hAnsi="Arial"/>
           <w:sz w:val="22"/>
         </w:rPr>
-        <w:t>2. Analise do Setor Calcadista</w:t>
+        <w:t>2. Análise do Setor Calçadista</w:t>
       </w:r>
     </w:p>
     <w:p>
@@ -149,7 +149,7 @@
           <w:rFonts w:ascii="Arial" w:hAnsi="Arial"/>
           <w:sz w:val="22"/>
         </w:rPr>
-        <w:t>3. Analise Financeira 2019-2024</w:t>
+        <w:t>3. Análise Financeira 2019-2024</w:t>
       </w:r>
     </w:p>
     <w:p>
@@ -161,7 +161,7 @@
           <w:rFonts w:ascii="Arial" w:hAnsi="Arial"/>
           <w:sz w:val="22"/>
         </w:rPr>
-        <w:t>4. Diagnostico Estrategico</w:t>
+        <w:t>4. Diagnóstico Estratégico</w:t>
       </w:r>
     </w:p>
     <w:p>
@@ -173,7 +173,7 @@
           <w:rFonts w:ascii="Arial" w:hAnsi="Arial"/>
           <w:sz w:val="22"/>
         </w:rPr>
-        <w:t>5. Proposta de Investimento — R$ 50 Milhoes (Conservador)</w:t>
+        <w:t>5. Proposta de Investimento — R$ 50 Milhões (Conservador)</w:t>
       </w:r>
     </w:p>
     <w:p>
@@ -185,7 +185,7 @@
           <w:rFonts w:ascii="Arial" w:hAnsi="Arial"/>
           <w:sz w:val="22"/>
         </w:rPr>
-        <w:t>6. Analise de Viabilidade Financeira</w:t>
+        <w:t>6. Análise de Viabilidade Financeira</w:t>
       </w:r>
     </w:p>
     <w:p>
@@ -197,7 +197,7 @@
           <w:rFonts w:ascii="Arial" w:hAnsi="Arial"/>
           <w:sz w:val="22"/>
         </w:rPr>
-        <w:t>7. EVA e Taxa Media de Retorno</w:t>
+        <w:t>7. EVA e Taxa Média de Retorno</w:t>
       </w:r>
     </w:p>
     <w:p>
@@ -209,7 +209,7 @@
           <w:rFonts w:ascii="Arial" w:hAnsi="Arial"/>
           <w:sz w:val="22"/>
         </w:rPr>
-        <w:t>8. Conclusao e Recomendacao</w:t>
+        <w:t>8. Conclusão e Recomendação</w:t>
       </w:r>
     </w:p>
     <w:p>
@@ -331,7 +331,7 @@
               <w:rPr>
                 <w:sz w:val="20"/>
               </w:rPr>
-              <w:t>Fundacao</w:t>
+              <w:t>Fundação</w:t>
             </w:r>
           </w:p>
         </w:tc>
@@ -475,7 +475,7 @@
               <w:rPr>
                 <w:sz w:val="20"/>
               </w:rPr>
-              <w:t>Funcionarios</w:t>
+              <w:t>Funcionários</w:t>
             </w:r>
           </w:p>
         </w:tc>
@@ -547,7 +547,7 @@
               <w:rPr>
                 <w:sz w:val="20"/>
               </w:rPr>
-              <w:t>Mercado Domestico</w:t>
+              <w:t>Mercado Doméstico</w:t>
             </w:r>
           </w:p>
         </w:tc>
@@ -583,7 +583,7 @@
               <w:rPr>
                 <w:sz w:val="20"/>
               </w:rPr>
-              <w:t>Exportacoes</w:t>
+              <w:t>Exportações</w:t>
             </w:r>
           </w:p>
         </w:tc>
@@ -656,7 +656,7 @@
           <w:rFonts w:ascii="Arial" w:hAnsi="Arial"/>
           <w:sz w:val="22"/>
         </w:rPr>
-        <w:t>Ipanema - sandalias femininas sustentaveis</w:t>
+        <w:t>Ipanema - sandalias femininas sustentáveis</w:t>
       </w:r>
     </w:p>
     <w:p>
@@ -713,7 +713,7 @@
           <w:rFonts w:ascii="Arial" w:hAnsi="Arial"/>
           <w:sz w:val="22"/>
         </w:rPr>
-        <w:t>O setor calcadista brasileiro e um dos maiores do mundo. Em 2024, a Abicalcados projetou producao de 882-893 milhoes de pares. O Ceara concentra 26,7% da producao nacional e o Rio Grande do Sul, 21,2%.</w:t>
+        <w:t>O setor calçadista brasileiro e um dos maiores do mundo. Em 2024, a Abicalcados projetou produção de 882-893 milhoes de pares. O Ceara concentra 26,7% da produção nacional e o Rio Grande do Sul, 21,2%.</w:t>
       </w:r>
     </w:p>
     <w:p>
@@ -1052,7 +1052,7 @@
           <w:b/>
           <w:sz w:val="24"/>
         </w:rPr>
-        <w:t>3.1 Demonstracao de Resultados - DRE</w:t>
+        <w:t>3.1 Demonstração de Resultados - DRE</w:t>
       </w:r>
     </w:p>
     <w:tbl>
@@ -2022,7 +2022,7 @@
                 <w:b/>
                 <w:sz w:val="20"/>
               </w:rPr>
-              <w:t>Margem Liquida</w:t>
+              <w:t>Margem Líquida</w:t>
             </w:r>
           </w:p>
         </w:tc>
@@ -2459,7 +2459,7 @@
           <w:b/>
           <w:sz w:val="24"/>
         </w:rPr>
-        <w:t>3.3 Diagnostico dos Indicadores</w:t>
+        <w:t>3.3 Diagnóstico dos Indicadores</w:t>
       </w:r>
     </w:p>
     <w:p>
@@ -2485,7 +2485,7 @@
           <w:rFonts w:ascii="Arial" w:hAnsi="Arial"/>
           <w:sz w:val="22"/>
         </w:rPr>
-        <w:t>Margem Liquida 2024: 30,3% - Recorde historico</w:t>
+        <w:t>Margem Líquida 2024: 30,3% - Recorde historico</w:t>
       </w:r>
     </w:p>
     <w:p>
@@ -2498,7 +2498,7 @@
           <w:rFonts w:ascii="Arial" w:hAnsi="Arial"/>
           <w:sz w:val="22"/>
         </w:rPr>
-        <w:t>EBITDA 2024: R$ 592,7M - Recuperacao forte</w:t>
+        <w:t>EBITDA 2024: R$ 592,7M - Recuperação forte</w:t>
       </w:r>
     </w:p>
     <w:p>
@@ -2556,7 +2556,7 @@
           <w:rFonts w:ascii="Arial" w:hAnsi="Arial"/>
           <w:sz w:val="22"/>
         </w:rPr>
-        <w:t>Gestao de custos excepcional: CPV em 52,7% da receita (melhor historico)</w:t>
+        <w:t>Gestão de custos excepcional: CPV em 52,7% da receita (melhor historico)</w:t>
       </w:r>
     </w:p>
     <w:p>
@@ -2569,7 +2569,7 @@
           <w:rFonts w:ascii="Arial" w:hAnsi="Arial"/>
           <w:sz w:val="22"/>
         </w:rPr>
-        <w:t>Margem liquida recorde de 30,3%</w:t>
+        <w:t>Margem líquida recordee de 30,3%</w:t>
       </w:r>
     </w:p>
     <w:p>
@@ -2582,7 +2582,7 @@
           <w:rFonts w:ascii="Arial" w:hAnsi="Arial"/>
           <w:sz w:val="22"/>
         </w:rPr>
-        <w:t>EBITDA record de R$ 592,7M (+59,8% vs 2023)</w:t>
+        <w:t>EBITDA recorde de R$ 592,7M (+59,8% vs 2023)</w:t>
       </w:r>
     </w:p>
     <w:p>
@@ -2647,7 +2647,7 @@
           <w:rFonts w:ascii="Arial" w:hAnsi="Arial"/>
           <w:sz w:val="22"/>
         </w:rPr>
-        <w:t>Nao consegue crescer em volume de vendas</w:t>
+        <w:t>Não consegue crescer em volume de vendas</w:t>
       </w:r>
     </w:p>
     <w:p>
@@ -2673,7 +2673,7 @@
           <w:b/>
           <w:sz w:val="24"/>
         </w:rPr>
-        <w:t>4.3 Conclusao do Diagnostico</w:t>
+        <w:t>4.3 Conclusão do Diagnóstico</w:t>
       </w:r>
     </w:p>
     <w:p>
@@ -2685,7 +2685,7 @@
           <w:rFonts w:ascii="Arial" w:hAnsi="Arial"/>
           <w:sz w:val="22"/>
         </w:rPr>
-        <w:t>A Grendene domina a eficiencia operacional — custos, margens e lucratividade estao em nivel record. O gargalo estrategico e a RECEITA: a empresa nao consegue crescer desde 2022. Com caixa abundante e margem de 30%, e o momento ideal para investir em expansao de receita.</w:t>
+        <w:t>A Grendene domina a eficiência operacional — custos, margens e lucratividade estão em nível recorde. O gargalo eestratégico e a RECEITA: a empresa nao consegue crescer desde 2022. Com caixa abundante e margem de 30%, e o momento ideal para investir em expansao de receita.</w:t>
       </w:r>
     </w:p>
     <w:p>
@@ -2729,7 +2729,7 @@
           <w:rFonts w:ascii="Arial" w:hAnsi="Arial"/>
           <w:sz w:val="22"/>
         </w:rPr>
-        <w:t>A proposta foca em dois eixos complementares de crescimento de receita: canal digital direto ao consumidor (E-commerce DTC) e diferenciacao por linha sustentavel premium.</w:t>
+        <w:t>A proposta foca em dois eixos complementares de crescimento de receita: canal digital direto ao consumidor (E-commerce DTC) e diferenciação por linha sustentável premium.</w:t>
       </w:r>
     </w:p>
     <w:p>
@@ -2754,7 +2754,7 @@
           <w:rFonts w:ascii="Arial" w:hAnsi="Arial"/>
           <w:sz w:val="22"/>
         </w:rPr>
-        <w:t>Investimento total: R$ 50 Milhoes, faseado em dois anos:</w:t>
+        <w:t>Investimento total: R$ 50 Milhões, faseado em dois anos:</w:t>
       </w:r>
     </w:p>
     <w:tbl>
@@ -2928,7 +2928,7 @@
               <w:rPr>
                 <w:sz w:val="20"/>
               </w:rPr>
-              <w:t>Linha Sustentavel</w:t>
+              <w:t>Linha Sustentável</w:t>
             </w:r>
           </w:p>
         </w:tc>
@@ -3104,7 +3104,7 @@
           <w:rFonts w:ascii="Arial" w:hAnsi="Arial"/>
           <w:sz w:val="22"/>
         </w:rPr>
-        <w:t>Receita cresce sem expandir producao - usa capacidade ociosa</w:t>
+        <w:t>Receita cresce sem expandir produção - usa capacidade ociosa</w:t>
       </w:r>
     </w:p>
     <w:p>
@@ -3129,7 +3129,7 @@
           <w:rFonts w:ascii="Arial" w:hAnsi="Arial"/>
           <w:sz w:val="22"/>
         </w:rPr>
-        <w:t>Linha Sustentavel Premium (R$ 20M):</w:t>
+        <w:t>Linha Sustentável Premium (R$ 20M):</w:t>
       </w:r>
     </w:p>
     <w:p>
@@ -3142,7 +3142,7 @@
           <w:rFonts w:ascii="Arial" w:hAnsi="Arial"/>
           <w:sz w:val="22"/>
         </w:rPr>
-        <w:t>Tendencia global de sustentabilidade</w:t>
+        <w:t>Tendência global de sustentabilidade</w:t>
       </w:r>
     </w:p>
     <w:p>
@@ -3168,7 +3168,7 @@
           <w:rFonts w:ascii="Arial" w:hAnsi="Arial"/>
           <w:sz w:val="22"/>
         </w:rPr>
-        <w:t>Novo publico consciente ambientalmente</w:t>
+        <w:t>Novo público consciente ambientalmente</w:t>
       </w:r>
     </w:p>
     <w:p>
@@ -3263,7 +3263,7 @@
                 <w:b/>
                 <w:sz w:val="20"/>
               </w:rPr>
-              <w:t>Periodo</w:t>
+              <w:t>Período</w:t>
             </w:r>
           </w:p>
         </w:tc>
@@ -4017,7 +4017,7 @@
                 <w:b/>
                 <w:sz w:val="20"/>
               </w:rPr>
-              <w:t>Parametro</w:t>
+              <w:t>Parâmetro</w:t>
             </w:r>
           </w:p>
         </w:tc>
@@ -4309,7 +4309,7 @@
                 <w:b/>
                 <w:sz w:val="20"/>
               </w:rPr>
-              <w:t>Parametro</w:t>
+              <w:t>Parâmetro</w:t>
             </w:r>
           </w:p>
         </w:tc>
@@ -4524,7 +4524,7 @@
           <w:b/>
           <w:sz w:val="24"/>
         </w:rPr>
-        <w:t>6.4 VPL - Valor Presente Liquido</w:t>
+        <w:t>6.4 VPL - Valor Presente Líquido</w:t>
       </w:r>
     </w:p>
     <w:p>
@@ -4707,7 +4707,7 @@
           <w:rFonts w:ascii="Arial" w:hAnsi="Arial"/>
           <w:sz w:val="22"/>
         </w:rPr>
-        <w:t>VPL positivo confirma que o investimento cria valor economico acima do custo de capital.</w:t>
+        <w:t>VPL positivo confirma que o investimento cria valor econômico acima do custo de capital.</w:t>
       </w:r>
     </w:p>
     <w:p>
@@ -4761,7 +4761,7 @@
                 <w:b/>
                 <w:sz w:val="20"/>
               </w:rPr>
-              <w:t>Parametro</w:t>
+              <w:t>Parâmetro</w:t>
             </w:r>
           </w:p>
         </w:tc>
@@ -4971,7 +4971,7 @@
           <w:rFonts w:ascii="Arial" w:hAnsi="Arial"/>
           <w:sz w:val="22"/>
         </w:rPr>
-        <w:t>Valor economico agregado gerado pelo investimento de R$ 50M:</w:t>
+        <w:t>Valor econômico agregado gerado pelo investimento de R$ 50M:</w:t>
       </w:r>
     </w:p>
     <w:tbl>
@@ -5056,7 +5056,7 @@
               <w:rPr>
                 <w:sz w:val="20"/>
               </w:rPr>
-              <w:t>Retorno medio anual (5 anos)</w:t>
+              <w:t>Retorno médio anual (5 anos)</w:t>
             </w:r>
           </w:p>
         </w:tc>
@@ -5266,7 +5266,7 @@
           <w:b/>
           <w:sz w:val="24"/>
         </w:rPr>
-        <w:t>7.2 Taxa Media de Retorno (TMR)</w:t>
+        <w:t>7.2 Taxa Média de Retorno (TMR)</w:t>
       </w:r>
     </w:p>
     <w:p>
@@ -5278,7 +5278,7 @@
           <w:rFonts w:ascii="Arial" w:hAnsi="Arial"/>
           <w:sz w:val="22"/>
         </w:rPr>
-        <w:t>Retorno percentual medio anual do investimento:</w:t>
+        <w:t>Retorno percentual médio anual do investimento:</w:t>
       </w:r>
     </w:p>
     <w:tbl>
@@ -5307,7 +5307,7 @@
                 <w:b/>
                 <w:sz w:val="20"/>
               </w:rPr>
-              <w:t>Periodo</w:t>
+              <w:t>Período</w:t>
             </w:r>
           </w:p>
         </w:tc>
@@ -5516,7 +5516,7 @@
                 <w:b/>
                 <w:sz w:val="20"/>
               </w:rPr>
-              <w:t>Avaliacao</w:t>
+              <w:t>Avaliação</w:t>
             </w:r>
           </w:p>
         </w:tc>
@@ -5883,7 +5883,7 @@
           <w:rFonts w:ascii="Arial" w:hAnsi="Arial"/>
           <w:sz w:val="22"/>
         </w:rPr>
-        <w:t>Investimento conservador (menos risco de execucao)</w:t>
+        <w:t>Investimento conservador (menos risco de execução)</w:t>
       </w:r>
     </w:p>
     <w:p>
@@ -5973,7 +5973,7 @@
           <w:rFonts w:ascii="Arial" w:hAnsi="Arial"/>
           <w:sz w:val="22"/>
         </w:rPr>
-        <w:t>Linha Sustentavel: R$ 10M - validacao</w:t>
+        <w:t>Linha Sustentável: R$ 10M - validação</w:t>
       </w:r>
     </w:p>
     <w:p>
@@ -5998,7 +5998,7 @@
           <w:rFonts w:ascii="Arial" w:hAnsi="Arial"/>
           <w:sz w:val="22"/>
         </w:rPr>
-        <w:t>Expansao baseada em resultados de 2025</w:t>
+        <w:t>Expansão baseada em resultados de 2025</w:t>
       </w:r>
     </w:p>
     <w:p>
@@ -6024,7 +6024,7 @@
           <w:b/>
           <w:sz w:val="24"/>
         </w:rPr>
-        <w:t>8.3 Projecao 2025-2026</w:t>
+        <w:t>8.3 Projeção 2025-2026</w:t>
       </w:r>
     </w:p>
     <w:tbl>
@@ -6213,7 +6213,7 @@
           <w:b/>
           <w:sz w:val="24"/>
         </w:rPr>
-        <w:t>8.4 Recomendacao Final</w:t>
+        <w:t>8.4 Recomendação Final</w:t>
       </w:r>
     </w:p>
     <w:p>
@@ -6225,7 +6225,7 @@
           <w:rFonts w:ascii="Arial" w:hAnsi="Arial"/>
           <w:sz w:val="22"/>
         </w:rPr>
-        <w:t>INVESTIR R$ 50 MILHOES (faseado) em E-Commerce DTC + Linha Sustentavel.</w:t>
+        <w:t>INVESTIR R$ 50 MILHOES (faseado) em E-Commerce DTC + Linha Sustentável.</w:t>
       </w:r>
     </w:p>
     <w:p>
@@ -6282,7 +6282,7 @@
           <w:rFonts w:ascii="Arial" w:hAnsi="Arial"/>
           <w:sz w:val="20"/>
         </w:rPr>
-        <w:t>2. GRENDENE S.A. Relatorio da Administracao 2024. RI Grendene.</w:t>
+        <w:t>2. GRENDENE S.A. Relatorio da Administração 2024. RI Grendene.</w:t>
       </w:r>
     </w:p>
     <w:p>
@@ -6347,7 +6347,7 @@
           <w:rFonts w:ascii="Arial" w:hAnsi="Arial"/>
           <w:sz w:val="20"/>
         </w:rPr>
-        <w:t>7. B3. Historico de cotacoes GRND3. b3.com.br.</w:t>
+        <w:t>7. B3. Histórico de cotacoes GRND3. b3.com.br.</w:t>
       </w:r>
     </w:p>
     <w:p>

--- a/Grendene_Analise_Financeira.docx
+++ b/Grendene_Analise_Financeira.docx
@@ -98,9 +98,7 @@
       </w:r>
     </w:p>
     <w:p>
-      <w:r>
-        <w:br w:type="page"/>
-      </w:r>
+      <w:r/>
     </w:p>
     <w:p>
       <w:pPr>
@@ -221,13 +219,11 @@
           <w:rFonts w:ascii="Arial" w:hAnsi="Arial"/>
           <w:sz w:val="22"/>
         </w:rPr>
-        <w:t>9. Referencias</w:t>
+        <w:t>9. referências</w:t>
       </w:r>
     </w:p>
     <w:p>
-      <w:r>
-        <w:br w:type="page"/>
-      </w:r>
+      <w:r/>
     </w:p>
     <w:p>
       <w:pPr>
@@ -240,7 +236,7 @@
           <w:b/>
           <w:sz w:val="28"/>
         </w:rPr>
-        <w:t>1. APRESENTACAO DA GRENDENE S.A.</w:t>
+        <w:t>1. apresentação DA GRENDENE S.A.</w:t>
       </w:r>
     </w:p>
     <w:p>
@@ -252,7 +248,7 @@
           <w:rFonts w:ascii="Arial" w:hAnsi="Arial"/>
           <w:sz w:val="22"/>
         </w:rPr>
-        <w:t>A Grendene S.A. e uma das maiores fabricantes de calcados do mundo, com sede em Sobral (CE) e fundada em 1971. A empresa e reconhecida internacionalmente por marcas iconicas como Melissa, Rider, Ipanema, Grendha, Cartago e Zaxy, presente em mais de 100 paises.</w:t>
+        <w:t>A Grendene S.A. é uma das maiores fabricantes de calçados do mundo, com sede em Sobral (CE) e fundada em 1971. A empresa é reconhecida internacionalmente por marcas icônicas como Melissa, Rider, Ipanema, Grendha, Cartago e Zaxy, presente em mais de 100 países.</w:t>
       </w:r>
     </w:p>
     <w:p>
@@ -348,7 +344,7 @@
               <w:rPr>
                 <w:sz w:val="20"/>
               </w:rPr>
-              <w:t>1971 — Sobral, Ceara</w:t>
+              <w:t>1971 — Sobral, Ceará</w:t>
             </w:r>
           </w:p>
         </w:tc>
@@ -420,7 +416,7 @@
               <w:rPr>
                 <w:sz w:val="20"/>
               </w:rPr>
-              <w:t>250 milhoes de pares/ano</w:t>
+              <w:t>250 milhões de pares/ano</w:t>
             </w:r>
           </w:p>
         </w:tc>
@@ -528,7 +524,7 @@
               <w:rPr>
                 <w:sz w:val="20"/>
               </w:rPr>
-              <w:t>139,4 milhoes de pares</w:t>
+              <w:t>139,4 milhões de pares</w:t>
             </w:r>
           </w:p>
         </w:tc>
@@ -673,9 +669,7 @@
       </w:r>
     </w:p>
     <w:p>
-      <w:r>
-        <w:br w:type="page"/>
-      </w:r>
+      <w:r/>
     </w:p>
     <w:p>
       <w:pPr>
@@ -688,7 +682,7 @@
           <w:b/>
           <w:sz w:val="28"/>
         </w:rPr>
-        <w:t>2. ANALISE DO SETOR CALCADISTA</w:t>
+        <w:t>2. ANÁLISE DO SETOR CALCADISTA</w:t>
       </w:r>
     </w:p>
     <w:p>
@@ -713,7 +707,7 @@
           <w:rFonts w:ascii="Arial" w:hAnsi="Arial"/>
           <w:sz w:val="22"/>
         </w:rPr>
-        <w:t>O setor calçadista brasileiro e um dos maiores do mundo. Em 2024, a Abicalcados projetou produção de 882-893 milhoes de pares. O Ceara concentra 26,7% da produção nacional e o Rio Grande do Sul, 21,2%.</w:t>
+        <w:t>O setor calçadista brasileiro é um dos maiores do mundo. Em 2024, a Abicalçados projetou produção de 882-893 milhões de pares. O Ceará concentra 26,7% da produção nacional é o Rio Grande do Sul, 21,2%.</w:t>
       </w:r>
     </w:p>
     <w:p>
@@ -1012,9 +1006,7 @@
     </w:tbl>
     <w:p/>
     <w:p>
-      <w:r>
-        <w:br w:type="page"/>
-      </w:r>
+      <w:r/>
     </w:p>
     <w:p>
       <w:pPr>
@@ -1027,7 +1019,7 @@
           <w:b/>
           <w:sz w:val="28"/>
         </w:rPr>
-        <w:t>3. ANALISE FINANCEIRA 2019-2024</w:t>
+        <w:t>3. ANÁLISE FINANCEIRA 2019-2024</w:t>
       </w:r>
     </w:p>
     <w:p>
@@ -1039,7 +1031,7 @@
           <w:rFonts w:ascii="Arial" w:hAnsi="Arial"/>
           <w:sz w:val="22"/>
         </w:rPr>
-        <w:t>Dados extraidos das Demonstracoes Financeiras Consolidadas da Grendene S.A. (RI, CVM, Fact Sheet 4T24). Todos os valores em milhoes de reais.</w:t>
+        <w:t>Dados extraídos das Demonstrações Financeiras consolidadas da Grendene S.A. (RI, CVM, Fact Sheet 4T24). Todos os valores em milhões de reais.</w:t>
       </w:r>
     </w:p>
     <w:p>
@@ -2485,7 +2477,7 @@
           <w:rFonts w:ascii="Arial" w:hAnsi="Arial"/>
           <w:sz w:val="22"/>
         </w:rPr>
-        <w:t>Margem Líquida 2024: 30,3% - Recorde historico</w:t>
+        <w:t>Margem Líquida 2024: 30,3% - recorde histórico</w:t>
       </w:r>
     </w:p>
     <w:p>
@@ -2515,9 +2507,7 @@
       </w:r>
     </w:p>
     <w:p>
-      <w:r>
-        <w:br w:type="page"/>
-      </w:r>
+      <w:r/>
     </w:p>
     <w:p>
       <w:pPr>
@@ -2530,7 +2520,7 @@
           <w:b/>
           <w:sz w:val="28"/>
         </w:rPr>
-        <w:t>4. DIAGNOSTICO ESTRATEGICO</w:t>
+        <w:t>4. diagnóstico ESTRATEGICO</w:t>
       </w:r>
     </w:p>
     <w:p>
@@ -2556,7 +2546,7 @@
           <w:rFonts w:ascii="Arial" w:hAnsi="Arial"/>
           <w:sz w:val="22"/>
         </w:rPr>
-        <w:t>Gestão de custos excepcional: CPV em 52,7% da receita (melhor historico)</w:t>
+        <w:t>Gestão de custos excepcional: CPV em 52,7% da receita (melhor histórico)</w:t>
       </w:r>
     </w:p>
     <w:p>
@@ -2685,13 +2675,11 @@
           <w:rFonts w:ascii="Arial" w:hAnsi="Arial"/>
           <w:sz w:val="22"/>
         </w:rPr>
-        <w:t>A Grendene domina a eficiência operacional — custos, margens e lucratividade estão em nível recorde. O gargalo eestratégico e a RECEITA: a empresa nao consegue crescer desde 2022. Com caixa abundante e margem de 30%, e o momento ideal para investir em expansao de receita.</w:t>
+        <w:t>A Grendene domina a eficiência operacional — custos, margens e lucratividade estão em nível recorde. O gargalo estratégico é a RECEITA: a empresa não consegue crescer desde 2022. Com caixa abundante e margem de 30%, é o momento ideal para investir em expansão de receita.</w:t>
       </w:r>
     </w:p>
     <w:p>
-      <w:r>
-        <w:br w:type="page"/>
-      </w:r>
+      <w:r/>
     </w:p>
     <w:p>
       <w:pPr>
@@ -2704,7 +2692,7 @@
           <w:b/>
           <w:sz w:val="28"/>
         </w:rPr>
-        <w:t>5. PROPOSTA DE INVESTIMENTO — R$ 50 MILHOES</w:t>
+        <w:t>5. PROPOSTA DE INVESTIMENTO — R$ 50 milhões</w:t>
       </w:r>
     </w:p>
     <w:p>
@@ -2803,7 +2791,7 @@
                 <w:b/>
                 <w:sz w:val="20"/>
               </w:rPr>
-              <w:t>Fase 1 (2025)</w:t>
+              <w:t>Fase 1 (2026)</w:t>
             </w:r>
           </w:p>
         </w:tc>
@@ -2821,7 +2809,7 @@
                 <w:b/>
                 <w:sz w:val="20"/>
               </w:rPr>
-              <w:t>Fase 2 (2026)</w:t>
+              <w:t>Fase 2 (2027)</w:t>
             </w:r>
           </w:p>
         </w:tc>
@@ -3155,7 +3143,7 @@
           <w:rFonts w:ascii="Arial" w:hAnsi="Arial"/>
           <w:sz w:val="22"/>
         </w:rPr>
-        <w:t>Margens de 40-50% - acima da media atual</w:t>
+        <w:t>Margens de 40-50% - acima da média atual</w:t>
       </w:r>
     </w:p>
     <w:p>
@@ -3172,9 +3160,7 @@
       </w:r>
     </w:p>
     <w:p>
-      <w:r>
-        <w:br w:type="page"/>
-      </w:r>
+      <w:r/>
     </w:p>
     <w:p>
       <w:pPr>
@@ -3187,7 +3173,7 @@
           <w:b/>
           <w:sz w:val="28"/>
         </w:rPr>
-        <w:t>6. ANALISE DE VIABILIDADE FINANCEIRA</w:t>
+        <w:t>6. ANÁLISE DE VIABILIDADE FINANCEIRA</w:t>
       </w:r>
     </w:p>
     <w:p>
@@ -3371,7 +3357,7 @@
               <w:rPr>
                 <w:sz w:val="20"/>
               </w:rPr>
-              <w:t>2024/25</w:t>
+              <w:t>2025/26</w:t>
             </w:r>
           </w:p>
         </w:tc>
@@ -3475,7 +3461,7 @@
               <w:rPr>
                 <w:sz w:val="20"/>
               </w:rPr>
-              <w:t>2025</w:t>
+              <w:t>2026</w:t>
             </w:r>
           </w:p>
         </w:tc>
@@ -3579,7 +3565,7 @@
               <w:rPr>
                 <w:sz w:val="20"/>
               </w:rPr>
-              <w:t>2026</w:t>
+              <w:t>2027</w:t>
             </w:r>
           </w:p>
         </w:tc>
@@ -3683,7 +3669,7 @@
               <w:rPr>
                 <w:sz w:val="20"/>
               </w:rPr>
-              <w:t>2027</w:t>
+              <w:t>2028</w:t>
             </w:r>
           </w:p>
         </w:tc>
@@ -3787,7 +3773,7 @@
               <w:rPr>
                 <w:sz w:val="20"/>
               </w:rPr>
-              <w:t>2028</w:t>
+              <w:t>2029</w:t>
             </w:r>
           </w:p>
         </w:tc>
@@ -3891,7 +3877,7 @@
               <w:rPr>
                 <w:sz w:val="20"/>
               </w:rPr>
-              <w:t>2029</w:t>
+              <w:t>2030</w:t>
             </w:r>
           </w:p>
         </w:tc>
@@ -4906,7 +4892,7 @@
               <w:rPr>
                 <w:sz w:val="20"/>
               </w:rPr>
-              <w:t>Criterio</w:t>
+              <w:t>critério</w:t>
             </w:r>
           </w:p>
         </w:tc>
@@ -4931,9 +4917,7 @@
     </w:tbl>
     <w:p/>
     <w:p>
-      <w:r>
-        <w:br w:type="page"/>
-      </w:r>
+      <w:r/>
     </w:p>
     <w:p>
       <w:pPr>
@@ -4946,7 +4930,7 @@
           <w:b/>
           <w:sz w:val="28"/>
         </w:rPr>
-        <w:t>7. EVA E TAXA MEDIA DE RETORNO</w:t>
+        <w:t>7. EVA E TAXA média DE RETORNO</w:t>
       </w:r>
     </w:p>
     <w:p>
@@ -5380,7 +5364,7 @@
               <w:rPr>
                 <w:sz w:val="20"/>
               </w:rPr>
-              <w:t>Media anual</w:t>
+              <w:t>média anual</w:t>
             </w:r>
           </w:p>
         </w:tc>
@@ -5800,7 +5784,7 @@
               <w:rPr>
                 <w:sz w:val="20"/>
               </w:rPr>
-              <w:t>Taxa Media Retorno</w:t>
+              <w:t>Taxa média Retorno</w:t>
             </w:r>
           </w:p>
         </w:tc>
@@ -5842,9 +5826,7 @@
     </w:tbl>
     <w:p/>
     <w:p>
-      <w:r>
-        <w:br w:type="page"/>
-      </w:r>
+      <w:r/>
     </w:p>
     <w:p>
       <w:pPr>
@@ -5857,7 +5839,7 @@
           <w:b/>
           <w:sz w:val="28"/>
         </w:rPr>
-        <w:t>8. CONCLUSAO E RECOMENDACAO</w:t>
+        <w:t>8. conclusão E recomendação</w:t>
       </w:r>
     </w:p>
     <w:p>
@@ -5909,7 +5891,7 @@
           <w:rFonts w:ascii="Arial" w:hAnsi="Arial"/>
           <w:sz w:val="22"/>
         </w:rPr>
-        <w:t>Deixa margem de manobra para contingencias em 2026</w:t>
+        <w:t>Deixa margem de manobra para contingências em 2027</w:t>
       </w:r>
     </w:p>
     <w:p>
@@ -5947,7 +5929,7 @@
           <w:rFonts w:ascii="Arial" w:hAnsi="Arial"/>
           <w:sz w:val="22"/>
         </w:rPr>
-        <w:t>Fase 1 (2025): R$ 30M</w:t>
+        <w:t>Fase 1 (2026): R$ 30M</w:t>
       </w:r>
     </w:p>
     <w:p>
@@ -5985,7 +5967,7 @@
           <w:rFonts w:ascii="Arial" w:hAnsi="Arial"/>
           <w:sz w:val="22"/>
         </w:rPr>
-        <w:t>Fase 2 (2026): R$ 20M</w:t>
+        <w:t>Fase 2 (2027): R$ 20M</w:t>
       </w:r>
     </w:p>
     <w:p>
@@ -5998,7 +5980,7 @@
           <w:rFonts w:ascii="Arial" w:hAnsi="Arial"/>
           <w:sz w:val="22"/>
         </w:rPr>
-        <w:t>Expansão baseada em resultados de 2025</w:t>
+        <w:t>Expansão baseada em resultados de 2026</w:t>
       </w:r>
     </w:p>
     <w:p>
@@ -6024,7 +6006,7 @@
           <w:b/>
           <w:sz w:val="24"/>
         </w:rPr>
-        <w:t>8.3 Projeção 2025-2026</w:t>
+        <w:t>8.3 Projeção 2026-2027</w:t>
       </w:r>
     </w:p>
     <w:tbl>
@@ -6054,25 +6036,7 @@
                 <w:b/>
                 <w:sz w:val="20"/>
               </w:rPr>
-              <w:t>Cenario</w:t>
-            </w:r>
-          </w:p>
-        </w:tc>
-        <w:tc>
-          <w:tcPr>
-            <w:tcW w:type="dxa" w:w="3135"/>
-            <w:vAlign w:val="center"/>
-          </w:tcPr>
-          <w:p>
-            <w:pPr>
-              <w:jc w:val="center"/>
-            </w:pPr>
-            <w:r>
-              <w:rPr>
-                <w:b/>
-                <w:sz w:val="20"/>
-              </w:rPr>
-              <w:t>Receita 2025</w:t>
+              <w:t>Cenário</w:t>
             </w:r>
           </w:p>
         </w:tc>
@@ -6091,6 +6055,24 @@
                 <w:sz w:val="20"/>
               </w:rPr>
               <w:t>Receita 2026</w:t>
+            </w:r>
+          </w:p>
+        </w:tc>
+        <w:tc>
+          <w:tcPr>
+            <w:tcW w:type="dxa" w:w="3135"/>
+            <w:vAlign w:val="center"/>
+          </w:tcPr>
+          <w:p>
+            <w:pPr>
+              <w:jc w:val="center"/>
+            </w:pPr>
+            <w:r>
+              <w:rPr>
+                <w:b/>
+                <w:sz w:val="20"/>
+              </w:rPr>
+              <w:t>Receita 2027</w:t>
             </w:r>
           </w:p>
         </w:tc>
@@ -6225,7 +6207,7 @@
           <w:rFonts w:ascii="Arial" w:hAnsi="Arial"/>
           <w:sz w:val="22"/>
         </w:rPr>
-        <w:t>INVESTIR R$ 50 MILHOES (faseado) em E-Commerce DTC + Linha Sustentável.</w:t>
+        <w:t>INVESTIR R$ 50 milhões (faseado) em E-Commerce DTC + Linha Sustentável.</w:t>
       </w:r>
     </w:p>
     <w:p>
@@ -6237,13 +6219,11 @@
           <w:rFonts w:ascii="Arial" w:hAnsi="Arial"/>
           <w:sz w:val="22"/>
         </w:rPr>
-        <w:t>Justificativa: Todos os 6 indicadores financeiros aprovam. TIR de 26-27%, VPL de R$ 30,75M, Payback em 3 anos e 1 mes, EVA positivo. Abordagem conservadora deixa flexibilidade para 2026.</w:t>
+        <w:t>Justificativa: Todos os 6 indicadores financeiros aprovam. TIR de 26-27%, VPL de R$ 30,75M, Payback em 3 anos e 1 mes, EVA positivo. Abordagem conservadora deixa flexibilidade para 2027.</w:t>
       </w:r>
     </w:p>
     <w:p>
-      <w:r>
-        <w:br w:type="page"/>
-      </w:r>
+      <w:r/>
     </w:p>
     <w:p>
       <w:pPr>
@@ -6256,7 +6236,7 @@
           <w:b/>
           <w:sz w:val="28"/>
         </w:rPr>
-        <w:t>9. REFERENCIAS</w:t>
+        <w:t>9. referências</w:t>
       </w:r>
     </w:p>
     <w:p>
@@ -6282,7 +6262,7 @@
           <w:rFonts w:ascii="Arial" w:hAnsi="Arial"/>
           <w:sz w:val="20"/>
         </w:rPr>
-        <w:t>2. GRENDENE S.A. Relatorio da Administração 2024. RI Grendene.</w:t>
+        <w:t>2. GRENDENE S.A. relatório da Administração 2024. RI Grendene.</w:t>
       </w:r>
     </w:p>
     <w:p>
@@ -6295,7 +6275,7 @@
           <w:rFonts w:ascii="Arial" w:hAnsi="Arial"/>
           <w:sz w:val="20"/>
         </w:rPr>
-        <w:t>3. GRENDENE S.A. Demonstracoes Financeiras Consolidadas 2019-2024. CVM.</w:t>
+        <w:t>3. GRENDENE S.A. Demonstrações Financeiras consolidadas 2019-2024. CVM.</w:t>
       </w:r>
     </w:p>
     <w:p>
